--- a/docs/pilot-v3/01_EVNest_Product_Pilot_MVP_Specification_v3.docx
+++ b/docs/pilot-v3/01_EVNest_Product_Pilot_MVP_Specification_v3.docx
@@ -56,7 +56,7 @@
           <w:iCs/>
           <w:color w:val="555555"/>
         </w:rPr>
-        <w:t xml:space="preserve">Version 3.0 — Pilot MVP  ·  30 September 2026  ·  Replaces version 2 (decisions from the grilling session, rounds 1–5)</w:t>
+        <w:t xml:space="preserve">Version 3.1 — Pilot MVP  ·  1 October 2026  ·  Adds damage and fault reporting (requested by the pilot society’s association)</w:t>
       </w:r>
     </w:p>
     <w:p>
@@ -1264,6 +1264,98 @@
           </w:p>
         </w:tc>
       </w:tr>
+      <w:tr>
+        <w:trPr>
+          <w:tblHeader w:val="off"/>
+        </w:trPr>
+        <w:tc>
+          <w:tcPr>
+            <w:tcW w:type="dxa" w:w="2500"/>
+            <w:tcBorders>
+              <w:top w:val="single" w:color="BFBFBF" w:sz="4"/>
+              <w:left w:val="single" w:color="BFBFBF" w:sz="4"/>
+              <w:bottom w:val="single" w:color="BFBFBF" w:sz="4"/>
+              <w:right w:val="single" w:color="BFBFBF" w:sz="4"/>
+            </w:tcBorders>
+            <w:shd w:fill="F5F5F5" w:color="auto" w:val="clear"/>
+            <w:tcMar>
+              <w:top w:type="dxa" w:w="70"/>
+              <w:left w:type="dxa" w:w="100"/>
+              <w:bottom w:type="dxa" w:w="70"/>
+              <w:right w:type="dxa" w:w="100"/>
+            </w:tcMar>
+          </w:tcPr>
+          <w:p>
+            <w:r>
+              <w:rPr>
+                <w:b w:val="false"/>
+                <w:bCs w:val="false"/>
+                <w:sz w:val="18"/>
+                <w:szCs w:val="18"/>
+              </w:rPr>
+              <w:t xml:space="preserve">Damage and faults (3.1)</w:t>
+            </w:r>
+          </w:p>
+        </w:tc>
+        <w:tc>
+          <w:tcPr>
+            <w:tcW w:type="dxa" w:w="3100"/>
+            <w:tcBorders>
+              <w:top w:val="single" w:color="BFBFBF" w:sz="4"/>
+              <w:left w:val="single" w:color="BFBFBF" w:sz="4"/>
+              <w:bottom w:val="single" w:color="BFBFBF" w:sz="4"/>
+              <w:right w:val="single" w:color="BFBFBF" w:sz="4"/>
+            </w:tcBorders>
+            <w:shd w:fill="F5F5F5" w:color="auto" w:val="clear"/>
+            <w:tcMar>
+              <w:top w:type="dxa" w:w="70"/>
+              <w:left w:type="dxa" w:w="100"/>
+              <w:bottom w:type="dxa" w:w="70"/>
+              <w:right w:type="dxa" w:w="100"/>
+            </w:tcMar>
+          </w:tcPr>
+          <w:p>
+            <w:r>
+              <w:rPr>
+                <w:b w:val="false"/>
+                <w:bCs w:val="false"/>
+                <w:sz w:val="18"/>
+                <w:szCs w:val="18"/>
+              </w:rPr>
+              <w:t xml:space="preserve">General issue reporting (could slip)</w:t>
+            </w:r>
+          </w:p>
+        </w:tc>
+        <w:tc>
+          <w:tcPr>
+            <w:tcW w:type="dxa" w:w="3426"/>
+            <w:tcBorders>
+              <w:top w:val="single" w:color="BFBFBF" w:sz="4"/>
+              <w:left w:val="single" w:color="BFBFBF" w:sz="4"/>
+              <w:bottom w:val="single" w:color="BFBFBF" w:sz="4"/>
+              <w:right w:val="single" w:color="BFBFBF" w:sz="4"/>
+            </w:tcBorders>
+            <w:shd w:fill="F5F5F5" w:color="auto" w:val="clear"/>
+            <w:tcMar>
+              <w:top w:type="dxa" w:w="70"/>
+              <w:left w:type="dxa" w:w="100"/>
+              <w:bottom w:type="dxa" w:w="70"/>
+              <w:right w:type="dxa" w:w="100"/>
+            </w:tcMar>
+          </w:tcPr>
+          <w:p>
+            <w:r>
+              <w:rPr>
+                <w:b w:val="false"/>
+                <w:bCs w:val="false"/>
+                <w:sz w:val="18"/>
+                <w:szCs w:val="18"/>
+              </w:rPr>
+              <w:t xml:space="preserve">Damage and fault reports with photos, linked automatically to the session, charger taken out of use, tracked until resolved. Must-have.</w:t>
+            </w:r>
+          </w:p>
+        </w:tc>
+      </w:tr>
     </w:tbl>
     <w:p>
       <w:pPr>
@@ -2151,7 +2243,7 @@
                 <w:sz w:val="18"/>
                 <w:szCs w:val="18"/>
               </w:rPr>
-              <w:t xml:space="preserve">Everything a resident can (same app, same account), plus admin screens: approve/reject/suspend residents, add chargers and scan in their QR codes, set a charger out of service, end any session, resolve “still occupied” reports, view the queue with flat numbers, change society settings, view the charging-time log.</w:t>
+              <w:t xml:space="preserve">Everything a resident can (same app, same account), plus admin screens: approve/reject/suspend residents, add chargers and scan in their QR codes, set a charger out of service, end any session, resolve “still occupied” reports, view the queue with flat numbers, change society settings, view the charging-time log, handle damage and fault reports.</w:t>
             </w:r>
           </w:p>
         </w:tc>
@@ -3377,6 +3469,199 @@
       </w:pPr>
       <w:r>
         <w:t xml:space="preserve">A resident can delete their account in the app. Personal details are removed; session history is kept without the name so the society’s log stays complete. Required before any public Play Store release.</w:t>
+      </w:r>
+    </w:p>
+    <w:p>
+      <w:pPr>
+        <w:pStyle w:val="Heading2"/>
+        <w:spacing w:after="100" w:before="220"/>
+      </w:pPr>
+      <w:r>
+        <w:t xml:space="preserve">5.12 Damage and faults</w:t>
+      </w:r>
+    </w:p>
+    <w:p>
+      <w:pPr>
+        <w:spacing w:after="120"/>
+      </w:pPr>
+      <w:r>
+        <w:t xml:space="preserve">Requested by the association of the likely pilot society: when a car or a charger is damaged, the committee needs to know who was charging, when, and who should act.</w:t>
+      </w:r>
+    </w:p>
+    <w:p>
+      <w:pPr>
+        <w:pStyle w:val="ListParagraph"/>
+        <w:numPr>
+          <w:ilvl w:val="0"/>
+          <w:numId w:val="3"/>
+        </w:numPr>
+        <w:spacing w:after="70"/>
+      </w:pPr>
+      <w:r>
+        <w:t xml:space="preserve">Any approved resident can tap </w:t>
+      </w:r>
+      <w:r>
+        <w:rPr>
+          <w:b/>
+          <w:bCs/>
+        </w:rPr>
+        <w:t xml:space="preserve">Report damage or fault</w:t>
+      </w:r>
+      <w:r>
+        <w:t xml:space="preserve"> on a charger: vehicle damaged, charger damaged, charger not working, or safety hazard. A description is required; photos (up to 5) are required for damage.</w:t>
+      </w:r>
+    </w:p>
+    <w:p>
+      <w:pPr>
+        <w:pStyle w:val="ListParagraph"/>
+        <w:numPr>
+          <w:ilvl w:val="0"/>
+          <w:numId w:val="3"/>
+        </w:numPr>
+        <w:spacing w:after="70"/>
+      </w:pPr>
+      <w:r>
+        <w:t xml:space="preserve">EVNest </w:t>
+      </w:r>
+      <w:r>
+        <w:rPr>
+          <w:b/>
+          <w:bCs/>
+        </w:rPr>
+        <w:t xml:space="preserve">automatically links</w:t>
+      </w:r>
+      <w:r>
+        <w:t xml:space="preserve"> the report to the session in progress on that charger, or to the most recent session that ended within the last 3 hours. The time of the report is recorded by the server.</w:t>
+      </w:r>
+    </w:p>
+    <w:p>
+      <w:pPr>
+        <w:pStyle w:val="ListParagraph"/>
+        <w:numPr>
+          <w:ilvl w:val="0"/>
+          <w:numId w:val="3"/>
+        </w:numPr>
+        <w:spacing w:after="70"/>
+      </w:pPr>
+      <w:r>
+        <w:t xml:space="preserve">The charger is </w:t>
+      </w:r>
+      <w:r>
+        <w:rPr>
+          <w:b/>
+          <w:bCs/>
+        </w:rPr>
+        <w:t xml:space="preserve">immediately set out of service</w:t>
+      </w:r>
+      <w:r>
+        <w:t xml:space="preserve"> so nobody else uses it, and admins are alerted straight away (even during quiet hours). Anyone whose turn was on that charger keeps their place in the queue.</w:t>
+      </w:r>
+    </w:p>
+    <w:p>
+      <w:pPr>
+        <w:pStyle w:val="ListParagraph"/>
+        <w:numPr>
+          <w:ilvl w:val="0"/>
+          <w:numId w:val="3"/>
+        </w:numPr>
+        <w:spacing w:after="70"/>
+      </w:pPr>
+      <w:r>
+        <w:t xml:space="preserve">The admin sees the full report, including the linked session’s flat, adds the charging company’s complaint number, and moves it through </w:t>
+      </w:r>
+      <w:r>
+        <w:rPr>
+          <w:rFonts w:ascii="Consolas" w:cs="Consolas" w:eastAsia="Consolas" w:hAnsi="Consolas"/>
+          <w:color w:val="1F4E79"/>
+          <w:sz w:val="19"/>
+          <w:szCs w:val="19"/>
+        </w:rPr>
+        <w:t xml:space="preserve">OPEN</w:t>
+      </w:r>
+      <w:r>
+        <w:t xml:space="preserve"> → </w:t>
+      </w:r>
+      <w:r>
+        <w:rPr>
+          <w:rFonts w:ascii="Consolas" w:cs="Consolas" w:eastAsia="Consolas" w:hAnsi="Consolas"/>
+          <w:color w:val="1F4E79"/>
+          <w:sz w:val="19"/>
+          <w:szCs w:val="19"/>
+        </w:rPr>
+        <w:t xml:space="preserve">SENT_TO_OPERATOR</w:t>
+      </w:r>
+      <w:r>
+        <w:t xml:space="preserve"> → </w:t>
+      </w:r>
+      <w:r>
+        <w:rPr>
+          <w:rFonts w:ascii="Consolas" w:cs="Consolas" w:eastAsia="Consolas" w:hAnsi="Consolas"/>
+          <w:color w:val="1F4E79"/>
+          <w:sz w:val="19"/>
+          <w:szCs w:val="19"/>
+        </w:rPr>
+        <w:t xml:space="preserve">RESOLVED</w:t>
+      </w:r>
+      <w:r>
+        <w:t xml:space="preserve"> (or </w:t>
+      </w:r>
+      <w:r>
+        <w:rPr>
+          <w:rFonts w:ascii="Consolas" w:cs="Consolas" w:eastAsia="Consolas" w:hAnsi="Consolas"/>
+          <w:color w:val="1F4E79"/>
+          <w:sz w:val="19"/>
+          <w:szCs w:val="19"/>
+        </w:rPr>
+        <w:t xml:space="preserve">CLOSED_NO_ACTION</w:t>
+      </w:r>
+      <w:r>
+        <w:t xml:space="preserve">). The reporter is told at each step. Every change is kept as history.</w:t>
+      </w:r>
+    </w:p>
+    <w:p>
+      <w:pPr>
+        <w:pStyle w:val="ListParagraph"/>
+        <w:numPr>
+          <w:ilvl w:val="0"/>
+          <w:numId w:val="3"/>
+        </w:numPr>
+        <w:spacing w:after="70"/>
+      </w:pPr>
+      <w:r>
+        <w:t xml:space="preserve">The admin can share an incident summary with photos as a PDF on WhatsApp or email, for the charging company or an insurer.</w:t>
+      </w:r>
+    </w:p>
+    <w:p>
+      <w:pPr>
+        <w:pStyle w:val="ListParagraph"/>
+        <w:numPr>
+          <w:ilvl w:val="0"/>
+          <w:numId w:val="3"/>
+        </w:numPr>
+        <w:spacing w:after="70"/>
+      </w:pPr>
+      <w:r>
+        <w:t xml:space="preserve">The admin puts the charger back in service once the charging company confirms it is safe.</w:t>
+      </w:r>
+    </w:p>
+    <w:p>
+      <w:pPr>
+        <w:pBdr>
+          <w:left w:val="single" w:color="C98A1B" w:sz="24" w:space="8"/>
+        </w:pBdr>
+        <w:shd w:fill="FFF4E0" w:color="auto" w:val="clear"/>
+        <w:spacing w:after="160" w:before="120"/>
+        <w:ind w:left="160" w:right="160"/>
+      </w:pPr>
+      <w:r>
+        <w:rPr>
+          <w:b/>
+          <w:bCs/>
+        </w:rPr>
+        <w:t xml:space="preserve">Responsibility: </w:t>
+      </w:r>
+      <w:r>
+        <w:t xml:space="preserve">EVNest records and routes incidents; it does not accept liability for damage. Responsibility for the hardware stays with the charging company under its agreement with the society. Say this clearly in the pitch, terms of use and conversations.</w:t>
       </w:r>
     </w:p>
     <w:p>
@@ -4460,7 +4745,7 @@
                 <w:sz w:val="18"/>
                 <w:szCs w:val="18"/>
               </w:rPr>
-              <w:t xml:space="preserve">Issue reporting (society WhatsApp group covers it)</w:t>
+              <w:t xml:space="preserve">General issue reporting, non-damage (society WhatsApp group covers it)</w:t>
             </w:r>
           </w:p>
         </w:tc>
@@ -4880,6 +5165,67 @@
               <w:right w:val="single" w:color="BFBFBF" w:sz="4"/>
             </w:tcBorders>
             <w:shd w:fill="F5F5F5" w:color="auto" w:val="clear"/>
+            <w:tcMar>
+              <w:top w:type="dxa" w:w="70"/>
+              <w:left w:type="dxa" w:w="100"/>
+              <w:bottom w:type="dxa" w:w="70"/>
+              <w:right w:type="dxa" w:w="100"/>
+            </w:tcMar>
+          </w:tcPr>
+          <w:p>
+            <w:r>
+              <w:rPr>
+                <w:b w:val="false"/>
+                <w:bCs w:val="false"/>
+                <w:sz w:val="18"/>
+                <w:szCs w:val="18"/>
+              </w:rPr>
+              <w:t xml:space="preserve"/>
+            </w:r>
+          </w:p>
+        </w:tc>
+      </w:tr>
+      <w:tr>
+        <w:trPr>
+          <w:tblHeader w:val="off"/>
+        </w:trPr>
+        <w:tc>
+          <w:tcPr>
+            <w:tcW w:type="dxa" w:w="4513"/>
+            <w:tcBorders>
+              <w:top w:val="single" w:color="BFBFBF" w:sz="4"/>
+              <w:left w:val="single" w:color="BFBFBF" w:sz="4"/>
+              <w:bottom w:val="single" w:color="BFBFBF" w:sz="4"/>
+              <w:right w:val="single" w:color="BFBFBF" w:sz="4"/>
+            </w:tcBorders>
+            <w:tcMar>
+              <w:top w:type="dxa" w:w="70"/>
+              <w:left w:type="dxa" w:w="100"/>
+              <w:bottom w:type="dxa" w:w="70"/>
+              <w:right w:type="dxa" w:w="100"/>
+            </w:tcMar>
+          </w:tcPr>
+          <w:p>
+            <w:r>
+              <w:rPr>
+                <w:b w:val="false"/>
+                <w:bCs w:val="false"/>
+                <w:sz w:val="18"/>
+                <w:szCs w:val="18"/>
+              </w:rPr>
+              <w:t xml:space="preserve">Damage and fault reports with photos, linked session, incident tracking and PDF share</w:t>
+            </w:r>
+          </w:p>
+        </w:tc>
+        <w:tc>
+          <w:tcPr>
+            <w:tcW w:type="dxa" w:w="4513"/>
+            <w:tcBorders>
+              <w:top w:val="single" w:color="BFBFBF" w:sz="4"/>
+              <w:left w:val="single" w:color="BFBFBF" w:sz="4"/>
+              <w:bottom w:val="single" w:color="BFBFBF" w:sz="4"/>
+              <w:right w:val="single" w:color="BFBFBF" w:sz="4"/>
+            </w:tcBorders>
             <w:tcMar>
               <w:top w:type="dxa" w:w="70"/>
               <w:left w:type="dxa" w:w="100"/>

--- a/docs/pilot-v3/01_EVNest_Product_Pilot_MVP_Specification_v3.docx
+++ b/docs/pilot-v3/01_EVNest_Product_Pilot_MVP_Specification_v3.docx
@@ -56,7 +56,7 @@
           <w:iCs/>
           <w:color w:val="555555"/>
         </w:rPr>
-        <w:t xml:space="preserve">Version 3.1 — Pilot MVP  ·  1 October 2026  ·  Adds damage and fault reporting (requested by the pilot society’s association)</w:t>
+        <w:t xml:space="preserve">Version 3.2 — Pilot MVP  ·  1 October 2026  ·  Adds parking zones, tower-based flats and multiple admins (3.1: damage and fault reporting)</w:t>
       </w:r>
     </w:p>
     <w:p>
@@ -1293,6 +1293,97 @@
                 <w:sz w:val="18"/>
                 <w:szCs w:val="18"/>
               </w:rPr>
+              <w:t xml:space="preserve">Large societies (3.2)</w:t>
+            </w:r>
+          </w:p>
+        </w:tc>
+        <w:tc>
+          <w:tcPr>
+            <w:tcW w:type="dxa" w:w="3100"/>
+            <w:tcBorders>
+              <w:top w:val="single" w:color="BFBFBF" w:sz="4"/>
+              <w:left w:val="single" w:color="BFBFBF" w:sz="4"/>
+              <w:bottom w:val="single" w:color="BFBFBF" w:sz="4"/>
+              <w:right w:val="single" w:color="BFBFBF" w:sz="4"/>
+            </w:tcBorders>
+            <w:shd w:fill="F5F5F5" w:color="auto" w:val="clear"/>
+            <w:tcMar>
+              <w:top w:type="dxa" w:w="70"/>
+              <w:left w:type="dxa" w:w="100"/>
+              <w:bottom w:type="dxa" w:w="70"/>
+              <w:right w:type="dxa" w:w="100"/>
+            </w:tcMar>
+          </w:tcPr>
+          <w:p>
+            <w:r>
+              <w:rPr>
+                <w:b w:val="false"/>
+                <w:bCs w:val="false"/>
+                <w:sz w:val="18"/>
+                <w:szCs w:val="18"/>
+              </w:rPr>
+              <w:t xml:space="preserve">One queue, one admin, free-text flat number</w:t>
+            </w:r>
+          </w:p>
+        </w:tc>
+        <w:tc>
+          <w:tcPr>
+            <w:tcW w:type="dxa" w:w="3426"/>
+            <w:tcBorders>
+              <w:top w:val="single" w:color="BFBFBF" w:sz="4"/>
+              <w:left w:val="single" w:color="BFBFBF" w:sz="4"/>
+              <w:bottom w:val="single" w:color="BFBFBF" w:sz="4"/>
+              <w:right w:val="single" w:color="BFBFBF" w:sz="4"/>
+            </w:tcBorders>
+            <w:shd w:fill="F5F5F5" w:color="auto" w:val="clear"/>
+            <w:tcMar>
+              <w:top w:type="dxa" w:w="70"/>
+              <w:left w:type="dxa" w:w="100"/>
+              <w:bottom w:type="dxa" w:w="70"/>
+              <w:right w:type="dxa" w:w="100"/>
+            </w:tcMar>
+          </w:tcPr>
+          <w:p>
+            <w:r>
+              <w:rPr>
+                <w:b w:val="false"/>
+                <w:bCs w:val="false"/>
+                <w:sz w:val="18"/>
+                <w:szCs w:val="18"/>
+              </w:rPr>
+              <w:t xml:space="preserve">Parking zones (queue for a zone or any zone), tower + flat picker, 2–3 admins.</w:t>
+            </w:r>
+          </w:p>
+        </w:tc>
+      </w:tr>
+      <w:tr>
+        <w:trPr>
+          <w:tblHeader w:val="off"/>
+        </w:trPr>
+        <w:tc>
+          <w:tcPr>
+            <w:tcW w:type="dxa" w:w="2500"/>
+            <w:tcBorders>
+              <w:top w:val="single" w:color="BFBFBF" w:sz="4"/>
+              <w:left w:val="single" w:color="BFBFBF" w:sz="4"/>
+              <w:bottom w:val="single" w:color="BFBFBF" w:sz="4"/>
+              <w:right w:val="single" w:color="BFBFBF" w:sz="4"/>
+            </w:tcBorders>
+            <w:tcMar>
+              <w:top w:type="dxa" w:w="70"/>
+              <w:left w:type="dxa" w:w="100"/>
+              <w:bottom w:type="dxa" w:w="70"/>
+              <w:right w:type="dxa" w:w="100"/>
+            </w:tcMar>
+          </w:tcPr>
+          <w:p>
+            <w:r>
+              <w:rPr>
+                <w:b w:val="false"/>
+                <w:bCs w:val="false"/>
+                <w:sz w:val="18"/>
+                <w:szCs w:val="18"/>
+              </w:rPr>
               <w:t xml:space="preserve">Damage and faults (3.1)</w:t>
             </w:r>
           </w:p>
@@ -1306,7 +1397,6 @@
               <w:bottom w:val="single" w:color="BFBFBF" w:sz="4"/>
               <w:right w:val="single" w:color="BFBFBF" w:sz="4"/>
             </w:tcBorders>
-            <w:shd w:fill="F5F5F5" w:color="auto" w:val="clear"/>
             <w:tcMar>
               <w:top w:type="dxa" w:w="70"/>
               <w:left w:type="dxa" w:w="100"/>
@@ -1335,7 +1425,6 @@
               <w:bottom w:val="single" w:color="BFBFBF" w:sz="4"/>
               <w:right w:val="single" w:color="BFBFBF" w:sz="4"/>
             </w:tcBorders>
-            <w:shd w:fill="F5F5F5" w:color="auto" w:val="clear"/>
             <w:tcMar>
               <w:top w:type="dxa" w:w="70"/>
               <w:left w:type="dxa" w:w="100"/>
@@ -1371,7 +1460,42 @@
         <w:spacing w:after="120"/>
       </w:pPr>
       <w:r>
-        <w:t xml:space="preserve">No society is chosen yet. Shortlist 2–3 during build weeks 1–3, visit each, and choose one by the end of week 3. A society qualifies only if all of these are true:</w:t>
+        <w:rPr>
+          <w:b/>
+          <w:bCs/>
+        </w:rPr>
+        <w:t xml:space="preserve">Likely pilot: the founder’s own society. </w:t>
+      </w:r>
+      <w:r>
+        <w:t xml:space="preserve">Towers A–Z, 16+ floors, about 10 flats per floor (4,000+ flats); 5 shared chargers spread across parking zones; the residents’ association has asked for the pitch. Confirm the criteria below on the site visit and get the queue-only rule agreed in writing by the end of build week 3. If it does not qualify, shortlist 2–3 other societies.</w:t>
+      </w:r>
+    </w:p>
+    <w:p>
+      <w:pPr>
+        <w:pBdr>
+          <w:left w:val="single" w:color="C98A1B" w:sz="24" w:space="8"/>
+        </w:pBdr>
+        <w:shd w:fill="FFF4E0" w:color="auto" w:val="clear"/>
+        <w:spacing w:after="160" w:before="120"/>
+        <w:ind w:left="160" w:right="160"/>
+      </w:pPr>
+      <w:r>
+        <w:rPr>
+          <w:b/>
+          <w:bCs/>
+        </w:rPr>
+        <w:t xml:space="preserve">Capacity: </w:t>
+      </w:r>
+      <w:r>
+        <w:t xml:space="preserve">5 chargers for 4,000+ flats means the queue will often be long. Watch waiting times in the first two weeks; the committee may want a shorter day limit (e.g. 2 hours) or a cap on night sessions. Both are settings and need no new build.</w:t>
+      </w:r>
+    </w:p>
+    <w:p>
+      <w:pPr>
+        <w:spacing w:after="120"/>
+      </w:pPr>
+      <w:r>
+        <w:t xml:space="preserve">A society qualifies only if all of these are true:</w:t>
       </w:r>
     </w:p>
     <w:p>
@@ -1480,7 +1604,7 @@
         <w:spacing w:after="120"/>
       </w:pPr>
       <w:r>
-        <w:t xml:space="preserve">Before choosing, send the EV owners a 5-question WhatsApp poll: when they charge, for how long, how often, their car and connector type, and their phone (Android or iPhone).</w:t>
+        <w:t xml:space="preserve">Before deciding, send the EV owners the 6-question WhatsApp poll (outreach kit): when they charge, for how long, how often chargers are busy, connector type, phone type, and whether they would use the queue.</w:t>
       </w:r>
     </w:p>
     <w:p>
@@ -2243,7 +2367,7 @@
                 <w:sz w:val="18"/>
                 <w:szCs w:val="18"/>
               </w:rPr>
-              <w:t xml:space="preserve">Everything a resident can (same app, same account), plus admin screens: approve/reject/suspend residents, add chargers and scan in their QR codes, set a charger out of service, end any session, resolve “still occupied” reports, view the queue with flat numbers, change society settings, view the charging-time log, handle damage and fault reports.</w:t>
+              <w:t xml:space="preserve">Everything a resident can (same app, same account), plus admin screens: approve/reject/suspend residents, add chargers and scan in their QR codes, set a charger out of service, end any session, resolve “still occupied” reports, view the queue with flat numbers, change society settings, view the charging-time log, handle damage and fault reports, manage parking zones. A large society should have 2–3 admins: a main committee contact plus one per zone; all admins see the whole society.</w:t>
             </w:r>
           </w:p>
         </w:tc>
@@ -2392,7 +2516,7 @@
         <w:spacing w:after="70"/>
       </w:pPr>
       <w:r>
-        <w:t xml:space="preserve">The resident enters the society code (the society name appears to confirm it), name, flat number and 1–2 vehicles (manufacturer, model, registration number, connector type).</w:t>
+        <w:t xml:space="preserve">The resident enters the society code (the society name appears to confirm it), name, then picks their tower from a list (e.g. A–Z) and types the flat number (e.g. 1604) — shown as “A-1604” — and adds 1–2 vehicles (manufacturer, model, registration number, connector type).</w:t>
       </w:r>
     </w:p>
     <w:p>
@@ -2479,7 +2603,7 @@
         <w:spacing w:after="70"/>
       </w:pPr>
       <w:r>
-        <w:t xml:space="preserve">The admin can correct the flat number while approving. The flat record is created on the first approval for that flat.</w:t>
+        <w:t xml:space="preserve">The admin can correct the tower or flat number while approving. The flat record is created on the first approval for that flat.</w:t>
       </w:r>
     </w:p>
     <w:p>
@@ -2501,7 +2625,20 @@
         <w:spacing w:after="70"/>
       </w:pPr>
       <w:r>
-        <w:t xml:space="preserve">The admin adds each charger with a name (e.g. “C2”), location note, connector types, the charging company’s name, and then scans the charger’s existing QR code once. EVNest stores what the code contains.</w:t>
+        <w:t xml:space="preserve">The admin first creates parking zones (e.g. “Basement 1 – Towers A–F”); a society with one parking area just uses the default zone “Main”.</w:t>
+      </w:r>
+    </w:p>
+    <w:p>
+      <w:pPr>
+        <w:pStyle w:val="ListParagraph"/>
+        <w:numPr>
+          <w:ilvl w:val="0"/>
+          <w:numId w:val="3"/>
+        </w:numPr>
+        <w:spacing w:after="70"/>
+      </w:pPr>
+      <w:r>
+        <w:t xml:space="preserve">The admin adds each charger with a name (e.g. “C2”), its zone, location note, connector types, the charging company’s name, and then scans the charger’s existing QR code once. EVNest stores what the code contains.</w:t>
       </w:r>
     </w:p>
     <w:p>
@@ -2751,7 +2888,30 @@
         <w:spacing w:after="70"/>
       </w:pPr>
       <w:r>
-        <w:t xml:space="preserve">Joining is only possible when no compatible charger is free.</w:t>
+        <w:t xml:space="preserve">When joining, the resident picks </w:t>
+      </w:r>
+      <w:r>
+        <w:rPr>
+          <w:b/>
+          <w:bCs/>
+        </w:rPr>
+        <w:t xml:space="preserve">a parking zone or “any zone”</w:t>
+      </w:r>
+      <w:r>
+        <w:t xml:space="preserve">. They are only offered chargers in their chosen zone; “any zone” is offered whichever compatible charger frees up first, and usually gets a turn sooner.</w:t>
+      </w:r>
+    </w:p>
+    <w:p>
+      <w:pPr>
+        <w:pStyle w:val="ListParagraph"/>
+        <w:numPr>
+          <w:ilvl w:val="0"/>
+          <w:numId w:val="3"/>
+        </w:numPr>
+        <w:spacing w:after="70"/>
+      </w:pPr>
+      <w:r>
+        <w:t xml:space="preserve">Joining is only possible when no compatible charger is free in the chosen zone (or anywhere, for “any zone”).</w:t>
       </w:r>
     </w:p>
     <w:p>
@@ -3869,7 +4029,7 @@
                 <w:sz w:val="18"/>
                 <w:szCs w:val="18"/>
               </w:rPr>
-              <w:t xml:space="preserve">Reminder at 5 minutes left</w:t>
+              <w:t xml:space="preserve">Reminder at 5 minutes left. Set to 20 min for the pilot society (large campus).</w:t>
             </w:r>
           </w:p>
         </w:tc>
@@ -6147,7 +6307,7 @@
                 <w:sz w:val="18"/>
                 <w:szCs w:val="18"/>
               </w:rPr>
-              <w:t xml:space="preserve">Shortlist 2–3 societies, WhatsApp poll, site visits (check QR type, phone signal, location accuracy). Choose one by end of week 3; committee agrees the queue-only rule.</w:t>
+              <w:t xml:space="preserve">Send the pitch; site visit to all 5 chargers (zones, QR type, phone signal, location accuracy); WhatsApp poll; committee agrees the queue-only rule in writing and names 2–3 admins. If the society does not qualify, shortlist others.</w:t>
             </w:r>
           </w:p>
         </w:tc>
@@ -6271,7 +6431,7 @@
                 <w:sz w:val="18"/>
                 <w:szCs w:val="18"/>
               </w:rPr>
-              <w:t xml:space="preserve">5–10 residents. Review every flagged session. Weekly fixes.</w:t>
+              <w:t xml:space="preserve">The whole society’s 5 chargers, starting with 10–20 early testers spread across zones. Review every flagged session. Weekly fixes.</w:t>
             </w:r>
           </w:p>
         </w:tc>
@@ -6334,7 +6494,7 @@
                 <w:sz w:val="18"/>
                 <w:szCs w:val="18"/>
               </w:rPr>
-              <w:t xml:space="preserve">All EV owners.</w:t>
+              <w:t xml:space="preserve">All EV owners in the society.</w:t>
             </w:r>
           </w:p>
         </w:tc>
